--- a/квалик.docx
+++ b/квалик.docx
@@ -92,8 +92,23 @@
           <w:rFonts w:ascii="Times New Roman" w:hAnsi="Times New Roman" w:cs="Times New Roman"/>
           <w:lang w:val="en-US"/>
         </w:rPr>
-        <w:t xml:space="preserve"> apt update &amp;&amp; </w:t>
-      </w:r>
+        <w:t xml:space="preserve"> apt update </w:t>
+      </w:r>
+      <w:r>
+        <w:rPr>
+          <w:rFonts w:ascii="Times New Roman" w:hAnsi="Times New Roman" w:cs="Times New Roman"/>
+          <w:lang w:val="en-US"/>
+        </w:rPr>
+        <w:t xml:space="preserve">-y </w:t>
+      </w:r>
+    </w:p>
+    <w:p>
+      <w:pPr>
+        <w:rPr>
+          <w:rFonts w:ascii="Times New Roman" w:hAnsi="Times New Roman" w:cs="Times New Roman"/>
+          <w:lang w:val="en-US"/>
+        </w:rPr>
+      </w:pPr>
       <w:proofErr w:type="spellStart"/>
       <w:r>
         <w:rPr>
@@ -799,26 +814,9 @@
       <w:pPr>
         <w:rPr>
           <w:rFonts w:ascii="Times New Roman" w:hAnsi="Times New Roman" w:cs="Times New Roman"/>
-        </w:rPr>
-      </w:pPr>
-      <w:r>
-        <w:rPr>
-          <w:rFonts w:ascii="Times New Roman" w:hAnsi="Times New Roman" w:cs="Times New Roman"/>
-        </w:rPr>
-        <w:t xml:space="preserve">установлено базовое по </w:t>
-      </w:r>
-      <w:r>
-        <w:rPr>
-          <w:rFonts w:ascii="Times New Roman" w:hAnsi="Times New Roman" w:cs="Times New Roman"/>
-        </w:rPr>
-        <w:t>–</w:t>
-      </w:r>
-      <w:r>
-        <w:rPr>
-          <w:rFonts w:ascii="Times New Roman" w:hAnsi="Times New Roman" w:cs="Times New Roman"/>
-        </w:rPr>
-        <w:t xml:space="preserve"> </w:t>
-      </w:r>
+          <w:lang w:val="en-US"/>
+        </w:rPr>
+      </w:pPr>
       <w:proofErr w:type="spellStart"/>
       <w:r>
         <w:rPr>
@@ -831,6 +829,7 @@
       <w:r>
         <w:rPr>
           <w:rFonts w:ascii="Times New Roman" w:hAnsi="Times New Roman" w:cs="Times New Roman"/>
+          <w:lang w:val="en-US"/>
         </w:rPr>
         <w:t xml:space="preserve"> </w:t>
       </w:r>
@@ -844,6 +843,7 @@
       <w:r>
         <w:rPr>
           <w:rFonts w:ascii="Times New Roman" w:hAnsi="Times New Roman" w:cs="Times New Roman"/>
+          <w:lang w:val="en-US"/>
         </w:rPr>
         <w:t xml:space="preserve"> </w:t>
       </w:r>
@@ -857,11 +857,11 @@
       <w:r>
         <w:rPr>
           <w:rFonts w:ascii="Times New Roman" w:hAnsi="Times New Roman" w:cs="Times New Roman"/>
-        </w:rPr>
-        <w:t xml:space="preserve"> </w:t>
-      </w:r>
-      <w:proofErr w:type="spellStart"/>
-      <w:proofErr w:type="gramStart"/>
+          <w:lang w:val="en-US"/>
+        </w:rPr>
+        <w:t xml:space="preserve"> </w:t>
+      </w:r>
+      <w:proofErr w:type="spellStart"/>
       <w:r>
         <w:rPr>
           <w:rFonts w:ascii="Times New Roman" w:hAnsi="Times New Roman" w:cs="Times New Roman"/>
@@ -873,10 +873,10 @@
       <w:r>
         <w:rPr>
           <w:rFonts w:ascii="Times New Roman" w:hAnsi="Times New Roman" w:cs="Times New Roman"/>
-        </w:rPr>
-        <w:t xml:space="preserve">  -</w:t>
-      </w:r>
-      <w:proofErr w:type="gramEnd"/>
+          <w:lang w:val="en-US"/>
+        </w:rPr>
+        <w:t xml:space="preserve"> -</w:t>
+      </w:r>
       <w:r>
         <w:rPr>
           <w:rFonts w:ascii="Times New Roman" w:hAnsi="Times New Roman" w:cs="Times New Roman"/>
@@ -887,8 +887,22 @@
       <w:r>
         <w:rPr>
           <w:rFonts w:ascii="Times New Roman" w:hAnsi="Times New Roman" w:cs="Times New Roman"/>
-        </w:rPr>
-        <w:t xml:space="preserve"> (еще </w:t>
+          <w:lang w:val="en-US"/>
+        </w:rPr>
+        <w:t xml:space="preserve"> (</w:t>
+      </w:r>
+      <w:r>
+        <w:rPr>
+          <w:rFonts w:ascii="Times New Roman" w:hAnsi="Times New Roman" w:cs="Times New Roman"/>
+        </w:rPr>
+        <w:t>еще</w:t>
+      </w:r>
+      <w:r>
+        <w:rPr>
+          <w:rFonts w:ascii="Times New Roman" w:hAnsi="Times New Roman" w:cs="Times New Roman"/>
+          <w:lang w:val="en-US"/>
+        </w:rPr>
+        <w:t xml:space="preserve"> </w:t>
       </w:r>
       <w:r>
         <w:rPr>
@@ -900,12 +914,14 @@
       <w:r>
         <w:rPr>
           <w:rFonts w:ascii="Times New Roman" w:hAnsi="Times New Roman" w:cs="Times New Roman"/>
+          <w:lang w:val="en-US"/>
         </w:rPr>
         <w:t>,</w:t>
       </w:r>
       <w:r>
         <w:rPr>
           <w:rFonts w:ascii="Times New Roman" w:hAnsi="Times New Roman" w:cs="Times New Roman"/>
+          <w:lang w:val="en-US"/>
         </w:rPr>
         <w:t xml:space="preserve"> </w:t>
       </w:r>
@@ -919,6 +935,7 @@
       <w:r>
         <w:rPr>
           <w:rFonts w:ascii="Times New Roman" w:hAnsi="Times New Roman" w:cs="Times New Roman"/>
+          <w:lang w:val="en-US"/>
         </w:rPr>
         <w:t>-</w:t>
       </w:r>
@@ -932,12 +949,14 @@
       <w:r>
         <w:rPr>
           <w:rFonts w:ascii="Times New Roman" w:hAnsi="Times New Roman" w:cs="Times New Roman"/>
-        </w:rPr>
-        <w:t xml:space="preserve"> (просмотр документов)</w:t>
-      </w:r>
-      <w:r>
-        <w:rPr>
-          <w:rFonts w:ascii="Times New Roman" w:hAnsi="Times New Roman" w:cs="Times New Roman"/>
+          <w:lang w:val="en-US"/>
+        </w:rPr>
+        <w:t>,</w:t>
+      </w:r>
+      <w:r>
+        <w:rPr>
+          <w:rFonts w:ascii="Times New Roman" w:hAnsi="Times New Roman" w:cs="Times New Roman"/>
+          <w:lang w:val="en-US"/>
         </w:rPr>
         <w:t xml:space="preserve"> </w:t>
       </w:r>
@@ -951,6 +970,7 @@
       <w:r>
         <w:rPr>
           <w:rFonts w:ascii="Times New Roman" w:hAnsi="Times New Roman" w:cs="Times New Roman"/>
+          <w:lang w:val="en-US"/>
         </w:rPr>
         <w:t>-</w:t>
       </w:r>
@@ -964,8 +984,9 @@
       <w:r>
         <w:rPr>
           <w:rFonts w:ascii="Times New Roman" w:hAnsi="Times New Roman" w:cs="Times New Roman"/>
-        </w:rPr>
-        <w:t>/</w:t>
+          <w:lang w:val="en-US"/>
+        </w:rPr>
+        <w:t>, gnome-</w:t>
       </w:r>
       <w:r>
         <w:rPr>
@@ -977,6 +998,7 @@
       <w:r>
         <w:rPr>
           <w:rFonts w:ascii="Times New Roman" w:hAnsi="Times New Roman" w:cs="Times New Roman"/>
+          <w:lang w:val="en-US"/>
         </w:rPr>
         <w:t>))</w:t>
       </w:r>
@@ -991,13 +1013,103 @@
         <w:rPr>
           <w:rFonts w:ascii="Times New Roman" w:hAnsi="Times New Roman" w:cs="Times New Roman"/>
         </w:rPr>
-        <w:t xml:space="preserve">заходим в приложения - настройки - принтеры - добавить принтер, если </w:t>
-      </w:r>
-      <w:r>
-        <w:rPr>
-          <w:rFonts w:ascii="Times New Roman" w:hAnsi="Times New Roman" w:cs="Times New Roman"/>
-        </w:rPr>
-        <w:t xml:space="preserve">там никакого </w:t>
+        <w:t>заходим</w:t>
+      </w:r>
+      <w:r>
+        <w:rPr>
+          <w:rFonts w:ascii="Times New Roman" w:hAnsi="Times New Roman" w:cs="Times New Roman"/>
+        </w:rPr>
+        <w:t xml:space="preserve"> </w:t>
+      </w:r>
+      <w:r>
+        <w:rPr>
+          <w:rFonts w:ascii="Times New Roman" w:hAnsi="Times New Roman" w:cs="Times New Roman"/>
+        </w:rPr>
+        <w:t>в</w:t>
+      </w:r>
+      <w:r>
+        <w:rPr>
+          <w:rFonts w:ascii="Times New Roman" w:hAnsi="Times New Roman" w:cs="Times New Roman"/>
+        </w:rPr>
+        <w:t xml:space="preserve"> </w:t>
+      </w:r>
+      <w:r>
+        <w:rPr>
+          <w:rFonts w:ascii="Times New Roman" w:hAnsi="Times New Roman" w:cs="Times New Roman"/>
+        </w:rPr>
+        <w:t>приложения</w:t>
+      </w:r>
+      <w:r>
+        <w:rPr>
+          <w:rFonts w:ascii="Times New Roman" w:hAnsi="Times New Roman" w:cs="Times New Roman"/>
+        </w:rPr>
+        <w:t xml:space="preserve"> - </w:t>
+      </w:r>
+      <w:r>
+        <w:rPr>
+          <w:rFonts w:ascii="Times New Roman" w:hAnsi="Times New Roman" w:cs="Times New Roman"/>
+        </w:rPr>
+        <w:t>настройки</w:t>
+      </w:r>
+      <w:r>
+        <w:rPr>
+          <w:rFonts w:ascii="Times New Roman" w:hAnsi="Times New Roman" w:cs="Times New Roman"/>
+        </w:rPr>
+        <w:t xml:space="preserve"> - </w:t>
+      </w:r>
+      <w:r>
+        <w:rPr>
+          <w:rFonts w:ascii="Times New Roman" w:hAnsi="Times New Roman" w:cs="Times New Roman"/>
+        </w:rPr>
+        <w:t>принтеры</w:t>
+      </w:r>
+      <w:r>
+        <w:rPr>
+          <w:rFonts w:ascii="Times New Roman" w:hAnsi="Times New Roman" w:cs="Times New Roman"/>
+        </w:rPr>
+        <w:t xml:space="preserve"> - </w:t>
+      </w:r>
+      <w:r>
+        <w:rPr>
+          <w:rFonts w:ascii="Times New Roman" w:hAnsi="Times New Roman" w:cs="Times New Roman"/>
+        </w:rPr>
+        <w:t>добавить</w:t>
+      </w:r>
+      <w:r>
+        <w:rPr>
+          <w:rFonts w:ascii="Times New Roman" w:hAnsi="Times New Roman" w:cs="Times New Roman"/>
+        </w:rPr>
+        <w:t xml:space="preserve"> </w:t>
+      </w:r>
+      <w:r>
+        <w:rPr>
+          <w:rFonts w:ascii="Times New Roman" w:hAnsi="Times New Roman" w:cs="Times New Roman"/>
+        </w:rPr>
+        <w:t>принтер</w:t>
+      </w:r>
+      <w:r>
+        <w:rPr>
+          <w:rFonts w:ascii="Times New Roman" w:hAnsi="Times New Roman" w:cs="Times New Roman"/>
+        </w:rPr>
+        <w:t xml:space="preserve">, </w:t>
+      </w:r>
+      <w:r>
+        <w:rPr>
+          <w:rFonts w:ascii="Times New Roman" w:hAnsi="Times New Roman" w:cs="Times New Roman"/>
+        </w:rPr>
+        <w:t>есл</w:t>
+      </w:r>
+      <w:r>
+        <w:rPr>
+          <w:rFonts w:ascii="Times New Roman" w:hAnsi="Times New Roman" w:cs="Times New Roman"/>
+        </w:rPr>
+        <w:t>и</w:t>
+      </w:r>
+      <w:r>
+        <w:rPr>
+          <w:rFonts w:ascii="Times New Roman" w:hAnsi="Times New Roman" w:cs="Times New Roman"/>
+        </w:rPr>
+        <w:t xml:space="preserve"> </w:t>
       </w:r>
       <w:proofErr w:type="gramStart"/>
       <w:r>
@@ -1006,17 +1118,30 @@
         </w:rPr>
         <w:t>нет</w:t>
       </w:r>
+      <w:r>
+        <w:rPr>
+          <w:rFonts w:ascii="Times New Roman" w:hAnsi="Times New Roman" w:cs="Times New Roman"/>
+        </w:rPr>
+        <w:t>у</w:t>
+      </w:r>
       <w:proofErr w:type="gramEnd"/>
       <w:r>
         <w:rPr>
           <w:rFonts w:ascii="Times New Roman" w:hAnsi="Times New Roman" w:cs="Times New Roman"/>
         </w:rPr>
-        <w:t xml:space="preserve"> то </w:t>
-      </w:r>
-      <w:proofErr w:type="spellStart"/>
-      <w:r>
-        <w:rPr>
-          <w:rFonts w:ascii="Times New Roman" w:hAnsi="Times New Roman" w:cs="Times New Roman"/>
+        <w:t xml:space="preserve"> </w:t>
+      </w:r>
+      <w:r>
+        <w:rPr>
+          <w:rFonts w:ascii="Times New Roman" w:hAnsi="Times New Roman" w:cs="Times New Roman"/>
+        </w:rPr>
+        <w:t xml:space="preserve">то </w:t>
+      </w:r>
+      <w:proofErr w:type="spellStart"/>
+      <w:r>
+        <w:rPr>
+          <w:rFonts w:ascii="Times New Roman" w:hAnsi="Times New Roman" w:cs="Times New Roman"/>
+          <w:lang w:val="en-US"/>
         </w:rPr>
         <w:t>sudo</w:t>
       </w:r>
@@ -1027,42 +1152,52 @@
         </w:rPr>
         <w:t xml:space="preserve"> </w:t>
       </w:r>
-      <w:proofErr w:type="spellStart"/>
-      <w:r>
-        <w:rPr>
-          <w:rFonts w:ascii="Times New Roman" w:hAnsi="Times New Roman" w:cs="Times New Roman"/>
+      <w:r>
+        <w:rPr>
+          <w:rFonts w:ascii="Times New Roman" w:hAnsi="Times New Roman" w:cs="Times New Roman"/>
+          <w:lang w:val="en-US"/>
         </w:rPr>
         <w:t>apt</w:t>
       </w:r>
-      <w:proofErr w:type="spellEnd"/>
-      <w:r>
-        <w:rPr>
-          <w:rFonts w:ascii="Times New Roman" w:hAnsi="Times New Roman" w:cs="Times New Roman"/>
-        </w:rPr>
-        <w:t xml:space="preserve"> </w:t>
-      </w:r>
-      <w:proofErr w:type="spellStart"/>
-      <w:r>
-        <w:rPr>
-          <w:rFonts w:ascii="Times New Roman" w:hAnsi="Times New Roman" w:cs="Times New Roman"/>
+      <w:r>
+        <w:rPr>
+          <w:rFonts w:ascii="Times New Roman" w:hAnsi="Times New Roman" w:cs="Times New Roman"/>
+        </w:rPr>
+        <w:t xml:space="preserve"> </w:t>
+      </w:r>
+      <w:r>
+        <w:rPr>
+          <w:rFonts w:ascii="Times New Roman" w:hAnsi="Times New Roman" w:cs="Times New Roman"/>
+          <w:lang w:val="en-US"/>
         </w:rPr>
         <w:t>install</w:t>
       </w:r>
-      <w:proofErr w:type="spellEnd"/>
-      <w:r>
-        <w:rPr>
-          <w:rFonts w:ascii="Times New Roman" w:hAnsi="Times New Roman" w:cs="Times New Roman"/>
-        </w:rPr>
-        <w:t xml:space="preserve"> </w:t>
-      </w:r>
-      <w:proofErr w:type="spellStart"/>
-      <w:r>
-        <w:rPr>
-          <w:rFonts w:ascii="Times New Roman" w:hAnsi="Times New Roman" w:cs="Times New Roman"/>
-        </w:rPr>
-        <w:t>cups-pdf</w:t>
-      </w:r>
-      <w:proofErr w:type="spellEnd"/>
+      <w:r>
+        <w:rPr>
+          <w:rFonts w:ascii="Times New Roman" w:hAnsi="Times New Roman" w:cs="Times New Roman"/>
+        </w:rPr>
+        <w:t xml:space="preserve"> </w:t>
+      </w:r>
+      <w:r>
+        <w:rPr>
+          <w:rFonts w:ascii="Times New Roman" w:hAnsi="Times New Roman" w:cs="Times New Roman"/>
+          <w:lang w:val="en-US"/>
+        </w:rPr>
+        <w:t>cups</w:t>
+      </w:r>
+      <w:r>
+        <w:rPr>
+          <w:rFonts w:ascii="Times New Roman" w:hAnsi="Times New Roman" w:cs="Times New Roman"/>
+        </w:rPr>
+        <w:t>-</w:t>
+      </w:r>
+      <w:r>
+        <w:rPr>
+          <w:rFonts w:ascii="Times New Roman" w:hAnsi="Times New Roman" w:cs="Times New Roman"/>
+          <w:lang w:val="en-US"/>
+        </w:rPr>
+        <w:t>pdf</w:t>
+      </w:r>
       <w:r>
         <w:rPr>
           <w:rFonts w:ascii="Times New Roman" w:hAnsi="Times New Roman" w:cs="Times New Roman"/>
@@ -1073,6 +1208,7 @@
       <w:r>
         <w:rPr>
           <w:rFonts w:ascii="Times New Roman" w:hAnsi="Times New Roman" w:cs="Times New Roman"/>
+          <w:lang w:val="en-US"/>
         </w:rPr>
         <w:t>sudo</w:t>
       </w:r>
@@ -1087,6 +1223,7 @@
       <w:r>
         <w:rPr>
           <w:rFonts w:ascii="Times New Roman" w:hAnsi="Times New Roman" w:cs="Times New Roman"/>
+          <w:lang w:val="en-US"/>
         </w:rPr>
         <w:t>systemctl</w:t>
       </w:r>
@@ -1097,28 +1234,26 @@
         </w:rPr>
         <w:t xml:space="preserve"> </w:t>
       </w:r>
-      <w:proofErr w:type="spellStart"/>
-      <w:r>
-        <w:rPr>
-          <w:rFonts w:ascii="Times New Roman" w:hAnsi="Times New Roman" w:cs="Times New Roman"/>
+      <w:r>
+        <w:rPr>
+          <w:rFonts w:ascii="Times New Roman" w:hAnsi="Times New Roman" w:cs="Times New Roman"/>
+          <w:lang w:val="en-US"/>
         </w:rPr>
         <w:t>restart</w:t>
       </w:r>
-      <w:proofErr w:type="spellEnd"/>
-      <w:r>
-        <w:rPr>
-          <w:rFonts w:ascii="Times New Roman" w:hAnsi="Times New Roman" w:cs="Times New Roman"/>
-        </w:rPr>
-        <w:t xml:space="preserve"> </w:t>
-      </w:r>
-      <w:proofErr w:type="spellStart"/>
-      <w:r>
-        <w:rPr>
-          <w:rFonts w:ascii="Times New Roman" w:hAnsi="Times New Roman" w:cs="Times New Roman"/>
+      <w:r>
+        <w:rPr>
+          <w:rFonts w:ascii="Times New Roman" w:hAnsi="Times New Roman" w:cs="Times New Roman"/>
+        </w:rPr>
+        <w:t xml:space="preserve"> </w:t>
+      </w:r>
+      <w:r>
+        <w:rPr>
+          <w:rFonts w:ascii="Times New Roman" w:hAnsi="Times New Roman" w:cs="Times New Roman"/>
+          <w:lang w:val="en-US"/>
         </w:rPr>
         <w:t>cups</w:t>
       </w:r>
-      <w:proofErr w:type="spellEnd"/>
     </w:p>
     <w:p>
       <w:pPr>
@@ -1126,30 +1261,6 @@
           <w:rFonts w:ascii="Times New Roman" w:hAnsi="Times New Roman" w:cs="Times New Roman"/>
         </w:rPr>
       </w:pPr>
-      <w:r>
-        <w:rPr>
-          <w:rFonts w:ascii="Times New Roman" w:hAnsi="Times New Roman" w:cs="Times New Roman"/>
-        </w:rPr>
-        <w:t>выполнено резервное копирование</w:t>
-      </w:r>
-      <w:r>
-        <w:rPr>
-          <w:rFonts w:ascii="Times New Roman" w:hAnsi="Times New Roman" w:cs="Times New Roman"/>
-        </w:rPr>
-        <w:t xml:space="preserve"> </w:t>
-      </w:r>
-      <w:r>
-        <w:rPr>
-          <w:rFonts w:ascii="Times New Roman" w:hAnsi="Times New Roman" w:cs="Times New Roman"/>
-        </w:rPr>
-        <w:t>(лучше всего под конец)</w:t>
-      </w:r>
-      <w:r>
-        <w:rPr>
-          <w:rFonts w:ascii="Times New Roman" w:hAnsi="Times New Roman" w:cs="Times New Roman"/>
-        </w:rPr>
-        <w:t xml:space="preserve"> - </w:t>
-      </w:r>
       <w:proofErr w:type="spellStart"/>
       <w:r>
         <w:rPr>
@@ -1170,242 +1281,71 @@
           <w:rFonts w:ascii="Times New Roman" w:hAnsi="Times New Roman" w:cs="Times New Roman"/>
           <w:lang w:val="en-US"/>
         </w:rPr>
-        <w:t>tar</w:t>
-      </w:r>
-      <w:r>
-        <w:rPr>
-          <w:rFonts w:ascii="Times New Roman" w:hAnsi="Times New Roman" w:cs="Times New Roman"/>
-        </w:rPr>
-        <w:t xml:space="preserve"> </w:t>
-      </w:r>
-      <w:proofErr w:type="spellStart"/>
-      <w:r>
-        <w:rPr>
-          <w:rFonts w:ascii="Times New Roman" w:hAnsi="Times New Roman" w:cs="Times New Roman"/>
-          <w:lang w:val="en-US"/>
-        </w:rPr>
-        <w:t>cvpzf</w:t>
-      </w:r>
-      <w:proofErr w:type="spellEnd"/>
-      <w:r>
-        <w:rPr>
-          <w:rFonts w:ascii="Times New Roman" w:hAnsi="Times New Roman" w:cs="Times New Roman"/>
-        </w:rPr>
-        <w:t xml:space="preserve"> </w:t>
-      </w:r>
-      <w:r>
-        <w:rPr>
-          <w:rFonts w:ascii="Times New Roman" w:hAnsi="Times New Roman" w:cs="Times New Roman"/>
-          <w:lang w:val="en-US"/>
-        </w:rPr>
-        <w:t>backup</w:t>
-      </w:r>
-      <w:r>
-        <w:rPr>
-          <w:rFonts w:ascii="Times New Roman" w:hAnsi="Times New Roman" w:cs="Times New Roman"/>
-        </w:rPr>
-        <w:t>.</w:t>
-      </w:r>
-      <w:proofErr w:type="spellStart"/>
-      <w:r>
-        <w:rPr>
-          <w:rFonts w:ascii="Times New Roman" w:hAnsi="Times New Roman" w:cs="Times New Roman"/>
-          <w:lang w:val="en-US"/>
-        </w:rPr>
-        <w:t>tgz</w:t>
-      </w:r>
-      <w:proofErr w:type="spellEnd"/>
-      <w:r>
-        <w:rPr>
-          <w:rFonts w:ascii="Times New Roman" w:hAnsi="Times New Roman" w:cs="Times New Roman"/>
-        </w:rPr>
-        <w:t xml:space="preserve"> --</w:t>
-      </w:r>
-      <w:r>
-        <w:rPr>
-          <w:rFonts w:ascii="Times New Roman" w:hAnsi="Times New Roman" w:cs="Times New Roman"/>
-          <w:lang w:val="en-US"/>
-        </w:rPr>
-        <w:t>exclude</w:t>
-      </w:r>
-      <w:r>
-        <w:rPr>
-          <w:rFonts w:ascii="Times New Roman" w:hAnsi="Times New Roman" w:cs="Times New Roman"/>
-        </w:rPr>
-        <w:t>=/</w:t>
-      </w:r>
-      <w:r>
-        <w:rPr>
-          <w:rFonts w:ascii="Times New Roman" w:hAnsi="Times New Roman" w:cs="Times New Roman"/>
-          <w:lang w:val="en-US"/>
-        </w:rPr>
-        <w:t>proc</w:t>
-      </w:r>
-      <w:r>
-        <w:rPr>
-          <w:rFonts w:ascii="Times New Roman" w:hAnsi="Times New Roman" w:cs="Times New Roman"/>
-        </w:rPr>
-        <w:t xml:space="preserve"> --</w:t>
-      </w:r>
-      <w:r>
-        <w:rPr>
-          <w:rFonts w:ascii="Times New Roman" w:hAnsi="Times New Roman" w:cs="Times New Roman"/>
-          <w:lang w:val="en-US"/>
-        </w:rPr>
-        <w:t>exclude</w:t>
-      </w:r>
-      <w:r>
-        <w:rPr>
-          <w:rFonts w:ascii="Times New Roman" w:hAnsi="Times New Roman" w:cs="Times New Roman"/>
-        </w:rPr>
-        <w:t>=/</w:t>
-      </w:r>
-      <w:r>
-        <w:rPr>
-          <w:rFonts w:ascii="Times New Roman" w:hAnsi="Times New Roman" w:cs="Times New Roman"/>
-          <w:lang w:val="en-US"/>
-        </w:rPr>
-        <w:t>lost</w:t>
-      </w:r>
-      <w:r>
-        <w:rPr>
-          <w:rFonts w:ascii="Times New Roman" w:hAnsi="Times New Roman" w:cs="Times New Roman"/>
-        </w:rPr>
-        <w:t>+</w:t>
-      </w:r>
-      <w:r>
-        <w:rPr>
-          <w:rFonts w:ascii="Times New Roman" w:hAnsi="Times New Roman" w:cs="Times New Roman"/>
-          <w:lang w:val="en-US"/>
-        </w:rPr>
-        <w:t>found</w:t>
-      </w:r>
-      <w:r>
-        <w:rPr>
-          <w:rFonts w:ascii="Times New Roman" w:hAnsi="Times New Roman" w:cs="Times New Roman"/>
-        </w:rPr>
-        <w:t xml:space="preserve"> --</w:t>
-      </w:r>
-      <w:r>
-        <w:rPr>
-          <w:rFonts w:ascii="Times New Roman" w:hAnsi="Times New Roman" w:cs="Times New Roman"/>
-          <w:lang w:val="en-US"/>
-        </w:rPr>
-        <w:t>exclude</w:t>
-      </w:r>
-      <w:r>
-        <w:rPr>
-          <w:rFonts w:ascii="Times New Roman" w:hAnsi="Times New Roman" w:cs="Times New Roman"/>
-        </w:rPr>
-        <w:t>=/</w:t>
-      </w:r>
-      <w:r>
-        <w:rPr>
-          <w:rFonts w:ascii="Times New Roman" w:hAnsi="Times New Roman" w:cs="Times New Roman"/>
-          <w:lang w:val="en-US"/>
-        </w:rPr>
-        <w:t>backup</w:t>
-      </w:r>
-      <w:r>
-        <w:rPr>
-          <w:rFonts w:ascii="Times New Roman" w:hAnsi="Times New Roman" w:cs="Times New Roman"/>
-        </w:rPr>
-        <w:t>.</w:t>
-      </w:r>
-      <w:proofErr w:type="spellStart"/>
-      <w:r>
-        <w:rPr>
-          <w:rFonts w:ascii="Times New Roman" w:hAnsi="Times New Roman" w:cs="Times New Roman"/>
-          <w:lang w:val="en-US"/>
-        </w:rPr>
-        <w:t>tgz</w:t>
-      </w:r>
-      <w:proofErr w:type="spellEnd"/>
-      <w:r>
-        <w:rPr>
-          <w:rFonts w:ascii="Times New Roman" w:hAnsi="Times New Roman" w:cs="Times New Roman"/>
-        </w:rPr>
-        <w:t xml:space="preserve"> --</w:t>
-      </w:r>
-      <w:r>
-        <w:rPr>
-          <w:rFonts w:ascii="Times New Roman" w:hAnsi="Times New Roman" w:cs="Times New Roman"/>
-          <w:lang w:val="en-US"/>
-        </w:rPr>
-        <w:t>exclude</w:t>
-      </w:r>
-      <w:r>
-        <w:rPr>
-          <w:rFonts w:ascii="Times New Roman" w:hAnsi="Times New Roman" w:cs="Times New Roman"/>
-        </w:rPr>
-        <w:t>=/</w:t>
-      </w:r>
-      <w:proofErr w:type="spellStart"/>
-      <w:r>
-        <w:rPr>
-          <w:rFonts w:ascii="Times New Roman" w:hAnsi="Times New Roman" w:cs="Times New Roman"/>
-          <w:lang w:val="en-US"/>
-        </w:rPr>
-        <w:t>mnt</w:t>
-      </w:r>
-      <w:proofErr w:type="spellEnd"/>
-      <w:r>
-        <w:rPr>
-          <w:rFonts w:ascii="Times New Roman" w:hAnsi="Times New Roman" w:cs="Times New Roman"/>
-        </w:rPr>
-        <w:t xml:space="preserve"> --</w:t>
-      </w:r>
-      <w:r>
-        <w:rPr>
-          <w:rFonts w:ascii="Times New Roman" w:hAnsi="Times New Roman" w:cs="Times New Roman"/>
-          <w:lang w:val="en-US"/>
-        </w:rPr>
-        <w:t>exclude</w:t>
-      </w:r>
-      <w:r>
-        <w:rPr>
-          <w:rFonts w:ascii="Times New Roman" w:hAnsi="Times New Roman" w:cs="Times New Roman"/>
-        </w:rPr>
-        <w:t>=/</w:t>
-      </w:r>
-      <w:r>
-        <w:rPr>
-          <w:rFonts w:ascii="Times New Roman" w:hAnsi="Times New Roman" w:cs="Times New Roman"/>
-          <w:lang w:val="en-US"/>
-        </w:rPr>
-        <w:t>sys</w:t>
-      </w:r>
-      <w:r>
-        <w:rPr>
-          <w:rFonts w:ascii="Times New Roman" w:hAnsi="Times New Roman" w:cs="Times New Roman"/>
-        </w:rPr>
-        <w:t xml:space="preserve"> --</w:t>
-      </w:r>
-      <w:r>
-        <w:rPr>
-          <w:rFonts w:ascii="Times New Roman" w:hAnsi="Times New Roman" w:cs="Times New Roman"/>
-          <w:lang w:val="en-US"/>
-        </w:rPr>
-        <w:t>exclude</w:t>
-      </w:r>
-      <w:r>
-        <w:rPr>
-          <w:rFonts w:ascii="Times New Roman" w:hAnsi="Times New Roman" w:cs="Times New Roman"/>
-        </w:rPr>
-        <w:t>=/</w:t>
-      </w:r>
-      <w:r>
-        <w:rPr>
-          <w:rFonts w:ascii="Times New Roman" w:hAnsi="Times New Roman" w:cs="Times New Roman"/>
-          <w:lang w:val="en-US"/>
-        </w:rPr>
-        <w:t>web</w:t>
-      </w:r>
-      <w:r>
-        <w:rPr>
-          <w:rFonts w:ascii="Times New Roman" w:hAnsi="Times New Roman" w:cs="Times New Roman"/>
-        </w:rPr>
-        <w:t xml:space="preserve"> /</w:t>
+        <w:t>apt</w:t>
+      </w:r>
+      <w:r>
+        <w:rPr>
+          <w:rFonts w:ascii="Times New Roman" w:hAnsi="Times New Roman" w:cs="Times New Roman"/>
+        </w:rPr>
+        <w:t xml:space="preserve"> </w:t>
+      </w:r>
+      <w:r>
+        <w:rPr>
+          <w:rFonts w:ascii="Times New Roman" w:hAnsi="Times New Roman" w:cs="Times New Roman"/>
+          <w:lang w:val="en-US"/>
+        </w:rPr>
+        <w:t>install</w:t>
+      </w:r>
+      <w:r>
+        <w:rPr>
+          <w:rFonts w:ascii="Times New Roman" w:hAnsi="Times New Roman" w:cs="Times New Roman"/>
+        </w:rPr>
+        <w:t xml:space="preserve"> </w:t>
+      </w:r>
+      <w:r>
+        <w:rPr>
+          <w:rFonts w:ascii="Times New Roman" w:hAnsi="Times New Roman" w:cs="Times New Roman"/>
+          <w:lang w:val="en-US"/>
+        </w:rPr>
+        <w:t>gnome</w:t>
+      </w:r>
+      <w:r>
+        <w:rPr>
+          <w:rFonts w:ascii="Times New Roman" w:hAnsi="Times New Roman" w:cs="Times New Roman"/>
+        </w:rPr>
+        <w:t>-</w:t>
+      </w:r>
+      <w:r>
+        <w:rPr>
+          <w:rFonts w:ascii="Times New Roman" w:hAnsi="Times New Roman" w:cs="Times New Roman"/>
+          <w:lang w:val="en-US"/>
+        </w:rPr>
+        <w:t>system</w:t>
+      </w:r>
+      <w:r>
+        <w:rPr>
+          <w:rFonts w:ascii="Times New Roman" w:hAnsi="Times New Roman" w:cs="Times New Roman"/>
+        </w:rPr>
+        <w:t>-</w:t>
+      </w:r>
+      <w:r>
+        <w:rPr>
+          <w:rFonts w:ascii="Times New Roman" w:hAnsi="Times New Roman" w:cs="Times New Roman"/>
+          <w:lang w:val="en-US"/>
+        </w:rPr>
+        <w:t>tools</w:t>
+      </w:r>
+      <w:r>
+        <w:rPr>
+          <w:rFonts w:ascii="Times New Roman" w:hAnsi="Times New Roman" w:cs="Times New Roman"/>
+        </w:rPr>
+        <w:t xml:space="preserve">, </w:t>
+      </w:r>
+      <w:r>
+        <w:rPr>
+          <w:rFonts w:ascii="Times New Roman" w:hAnsi="Times New Roman" w:cs="Times New Roman"/>
+        </w:rPr>
+        <w:t>затем находим приложение «Пользователи», создаем второго пользователя обычного, нажимаем “Управление группами», добавить группу</w:t>
       </w:r>
     </w:p>
     <w:p>
@@ -1701,12 +1641,53 @@
       <w:pPr>
         <w:rPr>
           <w:rFonts w:ascii="Times New Roman" w:hAnsi="Times New Roman" w:cs="Times New Roman"/>
-        </w:rPr>
-      </w:pPr>
-      <w:proofErr w:type="spellStart"/>
-      <w:r>
-        <w:rPr>
-          <w:rFonts w:ascii="Times New Roman" w:hAnsi="Times New Roman" w:cs="Times New Roman"/>
+          <w:lang w:val="en-US"/>
+        </w:rPr>
+      </w:pPr>
+      <w:r>
+        <w:rPr>
+          <w:rFonts w:ascii="Times New Roman" w:hAnsi="Times New Roman" w:cs="Times New Roman"/>
+        </w:rPr>
+        <w:t>журнал</w:t>
+      </w:r>
+      <w:r>
+        <w:rPr>
+          <w:rFonts w:ascii="Times New Roman" w:hAnsi="Times New Roman" w:cs="Times New Roman"/>
+          <w:lang w:val="en-US"/>
+        </w:rPr>
+        <w:t xml:space="preserve"> </w:t>
+      </w:r>
+      <w:r>
+        <w:rPr>
+          <w:rFonts w:ascii="Times New Roman" w:hAnsi="Times New Roman" w:cs="Times New Roman"/>
+        </w:rPr>
+        <w:t>мониторинга</w:t>
+      </w:r>
+      <w:r>
+        <w:rPr>
+          <w:rFonts w:ascii="Times New Roman" w:hAnsi="Times New Roman" w:cs="Times New Roman"/>
+          <w:lang w:val="en-US"/>
+        </w:rPr>
+        <w:t xml:space="preserve"> </w:t>
+      </w:r>
+      <w:r>
+        <w:rPr>
+          <w:rFonts w:ascii="Times New Roman" w:hAnsi="Times New Roman" w:cs="Times New Roman"/>
+        </w:rPr>
+        <w:t>настроен</w:t>
+      </w:r>
+      <w:r>
+        <w:rPr>
+          <w:rFonts w:ascii="Times New Roman" w:hAnsi="Times New Roman" w:cs="Times New Roman"/>
+          <w:lang w:val="en-US"/>
+        </w:rPr>
+        <w:t xml:space="preserve"> - </w:t>
+      </w:r>
+      <w:proofErr w:type="spellStart"/>
+      <w:r>
+        <w:rPr>
+          <w:rFonts w:ascii="Times New Roman" w:hAnsi="Times New Roman" w:cs="Times New Roman"/>
+          <w:lang w:val="en-US"/>
         </w:rPr>
         <w:t>sudo</w:t>
       </w:r>
@@ -1714,68 +1695,237 @@
       <w:r>
         <w:rPr>
           <w:rFonts w:ascii="Times New Roman" w:hAnsi="Times New Roman" w:cs="Times New Roman"/>
-        </w:rPr>
-        <w:t xml:space="preserve"> </w:t>
-      </w:r>
-      <w:proofErr w:type="spellStart"/>
-      <w:r>
-        <w:rPr>
-          <w:rFonts w:ascii="Times New Roman" w:hAnsi="Times New Roman" w:cs="Times New Roman"/>
-        </w:rPr>
-        <w:t>apt</w:t>
-      </w:r>
-      <w:proofErr w:type="spellEnd"/>
-      <w:r>
-        <w:rPr>
-          <w:rFonts w:ascii="Times New Roman" w:hAnsi="Times New Roman" w:cs="Times New Roman"/>
-        </w:rPr>
-        <w:t xml:space="preserve"> </w:t>
-      </w:r>
-      <w:proofErr w:type="spellStart"/>
-      <w:r>
-        <w:rPr>
-          <w:rFonts w:ascii="Times New Roman" w:hAnsi="Times New Roman" w:cs="Times New Roman"/>
-        </w:rPr>
-        <w:t>install</w:t>
-      </w:r>
-      <w:proofErr w:type="spellEnd"/>
-      <w:r>
-        <w:rPr>
-          <w:rFonts w:ascii="Times New Roman" w:hAnsi="Times New Roman" w:cs="Times New Roman"/>
-        </w:rPr>
-        <w:t xml:space="preserve"> </w:t>
-      </w:r>
-      <w:proofErr w:type="spellStart"/>
-      <w:r>
-        <w:rPr>
-          <w:rFonts w:ascii="Times New Roman" w:hAnsi="Times New Roman" w:cs="Times New Roman"/>
-        </w:rPr>
-        <w:t>gnome-system-tools</w:t>
-      </w:r>
-      <w:proofErr w:type="spellEnd"/>
-      <w:r>
-        <w:rPr>
-          <w:rFonts w:ascii="Times New Roman" w:hAnsi="Times New Roman" w:cs="Times New Roman"/>
-        </w:rPr>
-        <w:t>, затем находим приложение «Пользователи», создаем второго пользователя обычного, нажимаем “Управление группами», добавить группу</w:t>
+          <w:lang w:val="en-US"/>
+        </w:rPr>
+        <w:t xml:space="preserve"> apt install </w:t>
+      </w:r>
+      <w:proofErr w:type="spellStart"/>
+      <w:r>
+        <w:rPr>
+          <w:rFonts w:ascii="Times New Roman" w:hAnsi="Times New Roman" w:cs="Times New Roman"/>
+          <w:lang w:val="en-US"/>
+        </w:rPr>
+        <w:t>sysstat</w:t>
+      </w:r>
+      <w:proofErr w:type="spellEnd"/>
+      <w:r>
+        <w:rPr>
+          <w:rFonts w:ascii="Times New Roman" w:hAnsi="Times New Roman" w:cs="Times New Roman"/>
+          <w:lang w:val="en-US"/>
+        </w:rPr>
+        <w:t xml:space="preserve"> -y, </w:t>
+      </w:r>
+      <w:proofErr w:type="spellStart"/>
+      <w:r>
+        <w:rPr>
+          <w:rFonts w:ascii="Times New Roman" w:hAnsi="Times New Roman" w:cs="Times New Roman"/>
+          <w:lang w:val="en-US"/>
+        </w:rPr>
+        <w:t>sudo</w:t>
+      </w:r>
+      <w:proofErr w:type="spellEnd"/>
+      <w:r>
+        <w:rPr>
+          <w:rFonts w:ascii="Times New Roman" w:hAnsi="Times New Roman" w:cs="Times New Roman"/>
+          <w:lang w:val="en-US"/>
+        </w:rPr>
+        <w:t xml:space="preserve"> </w:t>
+      </w:r>
+      <w:proofErr w:type="spellStart"/>
+      <w:r>
+        <w:rPr>
+          <w:rFonts w:ascii="Times New Roman" w:hAnsi="Times New Roman" w:cs="Times New Roman"/>
+          <w:lang w:val="en-US"/>
+        </w:rPr>
+        <w:t>systemctl</w:t>
+      </w:r>
+      <w:proofErr w:type="spellEnd"/>
+      <w:r>
+        <w:rPr>
+          <w:rFonts w:ascii="Times New Roman" w:hAnsi="Times New Roman" w:cs="Times New Roman"/>
+          <w:lang w:val="en-US"/>
+        </w:rPr>
+        <w:t xml:space="preserve"> enable </w:t>
+      </w:r>
+      <w:proofErr w:type="spellStart"/>
+      <w:r>
+        <w:rPr>
+          <w:rFonts w:ascii="Times New Roman" w:hAnsi="Times New Roman" w:cs="Times New Roman"/>
+          <w:lang w:val="en-US"/>
+        </w:rPr>
+        <w:t>sysstat</w:t>
+      </w:r>
+      <w:proofErr w:type="spellEnd"/>
+      <w:r>
+        <w:rPr>
+          <w:rFonts w:ascii="Times New Roman" w:hAnsi="Times New Roman" w:cs="Times New Roman"/>
+          <w:lang w:val="en-US"/>
+        </w:rPr>
+        <w:t xml:space="preserve">, </w:t>
+      </w:r>
+      <w:proofErr w:type="spellStart"/>
+      <w:r>
+        <w:rPr>
+          <w:rFonts w:ascii="Times New Roman" w:hAnsi="Times New Roman" w:cs="Times New Roman"/>
+          <w:lang w:val="en-US"/>
+        </w:rPr>
+        <w:t>sudo</w:t>
+      </w:r>
+      <w:proofErr w:type="spellEnd"/>
+      <w:r>
+        <w:rPr>
+          <w:rFonts w:ascii="Times New Roman" w:hAnsi="Times New Roman" w:cs="Times New Roman"/>
+          <w:lang w:val="en-US"/>
+        </w:rPr>
+        <w:t xml:space="preserve"> </w:t>
+      </w:r>
+      <w:proofErr w:type="spellStart"/>
+      <w:r>
+        <w:rPr>
+          <w:rFonts w:ascii="Times New Roman" w:hAnsi="Times New Roman" w:cs="Times New Roman"/>
+          <w:lang w:val="en-US"/>
+        </w:rPr>
+        <w:t>systemctl</w:t>
+      </w:r>
+      <w:proofErr w:type="spellEnd"/>
+      <w:r>
+        <w:rPr>
+          <w:rFonts w:ascii="Times New Roman" w:hAnsi="Times New Roman" w:cs="Times New Roman"/>
+          <w:lang w:val="en-US"/>
+        </w:rPr>
+        <w:t xml:space="preserve"> start </w:t>
+      </w:r>
+      <w:proofErr w:type="spellStart"/>
+      <w:r>
+        <w:rPr>
+          <w:rFonts w:ascii="Times New Roman" w:hAnsi="Times New Roman" w:cs="Times New Roman"/>
+          <w:lang w:val="en-US"/>
+        </w:rPr>
+        <w:t>sysstat</w:t>
+      </w:r>
+      <w:proofErr w:type="spellEnd"/>
+      <w:r>
+        <w:rPr>
+          <w:rFonts w:ascii="Times New Roman" w:hAnsi="Times New Roman" w:cs="Times New Roman"/>
+          <w:lang w:val="en-US"/>
+        </w:rPr>
+        <w:t xml:space="preserve">, </w:t>
+      </w:r>
+      <w:proofErr w:type="spellStart"/>
+      <w:r>
+        <w:rPr>
+          <w:rFonts w:ascii="Times New Roman" w:hAnsi="Times New Roman" w:cs="Times New Roman"/>
+          <w:lang w:val="en-US"/>
+        </w:rPr>
+        <w:t>systemctl</w:t>
+      </w:r>
+      <w:proofErr w:type="spellEnd"/>
+      <w:r>
+        <w:rPr>
+          <w:rFonts w:ascii="Times New Roman" w:hAnsi="Times New Roman" w:cs="Times New Roman"/>
+          <w:lang w:val="en-US"/>
+        </w:rPr>
+        <w:t xml:space="preserve"> status </w:t>
+      </w:r>
+      <w:proofErr w:type="spellStart"/>
+      <w:r>
+        <w:rPr>
+          <w:rFonts w:ascii="Times New Roman" w:hAnsi="Times New Roman" w:cs="Times New Roman"/>
+          <w:lang w:val="en-US"/>
+        </w:rPr>
+        <w:t>sysstat</w:t>
+      </w:r>
+      <w:proofErr w:type="spellEnd"/>
+      <w:r>
+        <w:rPr>
+          <w:rFonts w:ascii="Times New Roman" w:hAnsi="Times New Roman" w:cs="Times New Roman"/>
+          <w:lang w:val="en-US"/>
+        </w:rPr>
+        <w:t xml:space="preserve">, </w:t>
+      </w:r>
+      <w:proofErr w:type="gramStart"/>
+      <w:r>
+        <w:rPr>
+          <w:rFonts w:ascii="Times New Roman" w:hAnsi="Times New Roman" w:cs="Times New Roman"/>
+        </w:rPr>
+        <w:t>проверка</w:t>
+      </w:r>
+      <w:r>
+        <w:rPr>
+          <w:rFonts w:ascii="Times New Roman" w:hAnsi="Times New Roman" w:cs="Times New Roman"/>
+          <w:lang w:val="en-US"/>
+        </w:rPr>
+        <w:t>:</w:t>
+      </w:r>
+      <w:proofErr w:type="spellStart"/>
+      <w:r>
+        <w:rPr>
+          <w:rFonts w:ascii="Times New Roman" w:hAnsi="Times New Roman" w:cs="Times New Roman"/>
+          <w:lang w:val="en-US"/>
+        </w:rPr>
+        <w:t>sar</w:t>
+      </w:r>
+      <w:proofErr w:type="spellEnd"/>
+      <w:proofErr w:type="gramEnd"/>
+      <w:r>
+        <w:rPr>
+          <w:rFonts w:ascii="Times New Roman" w:hAnsi="Times New Roman" w:cs="Times New Roman"/>
+          <w:lang w:val="en-US"/>
+        </w:rPr>
+        <w:t xml:space="preserve"> -u 1 3 </w:t>
       </w:r>
     </w:p>
     <w:p>
       <w:pPr>
         <w:rPr>
           <w:rFonts w:ascii="Times New Roman" w:hAnsi="Times New Roman" w:cs="Times New Roman"/>
-        </w:rPr>
-      </w:pPr>
-      <w:r>
-        <w:rPr>
-          <w:rFonts w:ascii="Times New Roman" w:hAnsi="Times New Roman" w:cs="Times New Roman"/>
-        </w:rPr>
-        <w:t xml:space="preserve">журнал мониторинга настроен - </w:t>
-      </w:r>
-      <w:proofErr w:type="spellStart"/>
-      <w:r>
-        <w:rPr>
-          <w:rFonts w:ascii="Times New Roman" w:hAnsi="Times New Roman" w:cs="Times New Roman"/>
+          <w:lang w:val="en-US"/>
+        </w:rPr>
+      </w:pPr>
+      <w:r>
+        <w:rPr>
+          <w:rFonts w:ascii="Times New Roman" w:hAnsi="Times New Roman" w:cs="Times New Roman"/>
+        </w:rPr>
+        <w:t>выполнено</w:t>
+      </w:r>
+      <w:r>
+        <w:rPr>
+          <w:rFonts w:ascii="Times New Roman" w:hAnsi="Times New Roman" w:cs="Times New Roman"/>
+          <w:lang w:val="en-US"/>
+        </w:rPr>
+        <w:t xml:space="preserve"> </w:t>
+      </w:r>
+      <w:r>
+        <w:rPr>
+          <w:rFonts w:ascii="Times New Roman" w:hAnsi="Times New Roman" w:cs="Times New Roman"/>
+        </w:rPr>
+        <w:t>резервное</w:t>
+      </w:r>
+      <w:r>
+        <w:rPr>
+          <w:rFonts w:ascii="Times New Roman" w:hAnsi="Times New Roman" w:cs="Times New Roman"/>
+          <w:lang w:val="en-US"/>
+        </w:rPr>
+        <w:t xml:space="preserve"> </w:t>
+      </w:r>
+      <w:r>
+        <w:rPr>
+          <w:rFonts w:ascii="Times New Roman" w:hAnsi="Times New Roman" w:cs="Times New Roman"/>
+        </w:rPr>
+        <w:t>копирование</w:t>
+      </w:r>
+      <w:r>
+        <w:rPr>
+          <w:rFonts w:ascii="Times New Roman" w:hAnsi="Times New Roman" w:cs="Times New Roman"/>
+          <w:lang w:val="en-US"/>
+        </w:rPr>
+        <w:t xml:space="preserve"> - </w:t>
+      </w:r>
+      <w:proofErr w:type="spellStart"/>
+      <w:r>
+        <w:rPr>
+          <w:rFonts w:ascii="Times New Roman" w:hAnsi="Times New Roman" w:cs="Times New Roman"/>
+          <w:lang w:val="en-US"/>
         </w:rPr>
         <w:t>sudo</w:t>
       </w:r>
@@ -1783,220 +1933,267 @@
       <w:r>
         <w:rPr>
           <w:rFonts w:ascii="Times New Roman" w:hAnsi="Times New Roman" w:cs="Times New Roman"/>
-        </w:rPr>
-        <w:t xml:space="preserve"> </w:t>
-      </w:r>
-      <w:proofErr w:type="spellStart"/>
-      <w:r>
-        <w:rPr>
-          <w:rFonts w:ascii="Times New Roman" w:hAnsi="Times New Roman" w:cs="Times New Roman"/>
-        </w:rPr>
-        <w:t>apt</w:t>
-      </w:r>
-      <w:proofErr w:type="spellEnd"/>
-      <w:r>
-        <w:rPr>
-          <w:rFonts w:ascii="Times New Roman" w:hAnsi="Times New Roman" w:cs="Times New Roman"/>
-        </w:rPr>
-        <w:t xml:space="preserve"> </w:t>
-      </w:r>
-      <w:proofErr w:type="spellStart"/>
-      <w:r>
-        <w:rPr>
-          <w:rFonts w:ascii="Times New Roman" w:hAnsi="Times New Roman" w:cs="Times New Roman"/>
-        </w:rPr>
-        <w:t>install</w:t>
-      </w:r>
-      <w:proofErr w:type="spellEnd"/>
-      <w:r>
-        <w:rPr>
-          <w:rFonts w:ascii="Times New Roman" w:hAnsi="Times New Roman" w:cs="Times New Roman"/>
-        </w:rPr>
-        <w:t xml:space="preserve"> </w:t>
-      </w:r>
-      <w:proofErr w:type="spellStart"/>
-      <w:r>
-        <w:rPr>
-          <w:rFonts w:ascii="Times New Roman" w:hAnsi="Times New Roman" w:cs="Times New Roman"/>
-        </w:rPr>
-        <w:t>sysstat</w:t>
-      </w:r>
-      <w:proofErr w:type="spellEnd"/>
-      <w:r>
-        <w:rPr>
-          <w:rFonts w:ascii="Times New Roman" w:hAnsi="Times New Roman" w:cs="Times New Roman"/>
-        </w:rPr>
-        <w:t xml:space="preserve"> -y, </w:t>
-      </w:r>
-      <w:proofErr w:type="spellStart"/>
-      <w:r>
-        <w:rPr>
-          <w:rFonts w:ascii="Times New Roman" w:hAnsi="Times New Roman" w:cs="Times New Roman"/>
-        </w:rPr>
-        <w:t>sudo</w:t>
-      </w:r>
-      <w:proofErr w:type="spellEnd"/>
-      <w:r>
-        <w:rPr>
-          <w:rFonts w:ascii="Times New Roman" w:hAnsi="Times New Roman" w:cs="Times New Roman"/>
-        </w:rPr>
-        <w:t xml:space="preserve"> </w:t>
-      </w:r>
-      <w:proofErr w:type="spellStart"/>
-      <w:r>
-        <w:rPr>
-          <w:rFonts w:ascii="Times New Roman" w:hAnsi="Times New Roman" w:cs="Times New Roman"/>
-        </w:rPr>
-        <w:t>systemctl</w:t>
-      </w:r>
-      <w:proofErr w:type="spellEnd"/>
-      <w:r>
-        <w:rPr>
-          <w:rFonts w:ascii="Times New Roman" w:hAnsi="Times New Roman" w:cs="Times New Roman"/>
-        </w:rPr>
-        <w:t xml:space="preserve"> </w:t>
-      </w:r>
-      <w:proofErr w:type="spellStart"/>
-      <w:r>
-        <w:rPr>
-          <w:rFonts w:ascii="Times New Roman" w:hAnsi="Times New Roman" w:cs="Times New Roman"/>
-        </w:rPr>
-        <w:t>enable</w:t>
-      </w:r>
-      <w:proofErr w:type="spellEnd"/>
-      <w:r>
-        <w:rPr>
-          <w:rFonts w:ascii="Times New Roman" w:hAnsi="Times New Roman" w:cs="Times New Roman"/>
-        </w:rPr>
-        <w:t xml:space="preserve"> </w:t>
-      </w:r>
-      <w:proofErr w:type="spellStart"/>
-      <w:r>
-        <w:rPr>
-          <w:rFonts w:ascii="Times New Roman" w:hAnsi="Times New Roman" w:cs="Times New Roman"/>
-        </w:rPr>
-        <w:t>sysstat</w:t>
-      </w:r>
-      <w:proofErr w:type="spellEnd"/>
-      <w:r>
-        <w:rPr>
-          <w:rFonts w:ascii="Times New Roman" w:hAnsi="Times New Roman" w:cs="Times New Roman"/>
-        </w:rPr>
-        <w:t xml:space="preserve">, </w:t>
-      </w:r>
-      <w:proofErr w:type="spellStart"/>
-      <w:r>
-        <w:rPr>
-          <w:rFonts w:ascii="Times New Roman" w:hAnsi="Times New Roman" w:cs="Times New Roman"/>
-        </w:rPr>
-        <w:t>sudo</w:t>
-      </w:r>
-      <w:proofErr w:type="spellEnd"/>
-      <w:r>
-        <w:rPr>
-          <w:rFonts w:ascii="Times New Roman" w:hAnsi="Times New Roman" w:cs="Times New Roman"/>
-        </w:rPr>
-        <w:t xml:space="preserve"> </w:t>
-      </w:r>
-      <w:proofErr w:type="spellStart"/>
-      <w:r>
-        <w:rPr>
-          <w:rFonts w:ascii="Times New Roman" w:hAnsi="Times New Roman" w:cs="Times New Roman"/>
-        </w:rPr>
-        <w:t>systemctl</w:t>
-      </w:r>
-      <w:proofErr w:type="spellEnd"/>
-      <w:r>
-        <w:rPr>
-          <w:rFonts w:ascii="Times New Roman" w:hAnsi="Times New Roman" w:cs="Times New Roman"/>
-        </w:rPr>
-        <w:t xml:space="preserve"> </w:t>
-      </w:r>
-      <w:proofErr w:type="spellStart"/>
-      <w:r>
-        <w:rPr>
-          <w:rFonts w:ascii="Times New Roman" w:hAnsi="Times New Roman" w:cs="Times New Roman"/>
-        </w:rPr>
-        <w:t>start</w:t>
-      </w:r>
-      <w:proofErr w:type="spellEnd"/>
-      <w:r>
-        <w:rPr>
-          <w:rFonts w:ascii="Times New Roman" w:hAnsi="Times New Roman" w:cs="Times New Roman"/>
-        </w:rPr>
-        <w:t xml:space="preserve"> </w:t>
-      </w:r>
-      <w:proofErr w:type="spellStart"/>
-      <w:r>
-        <w:rPr>
-          <w:rFonts w:ascii="Times New Roman" w:hAnsi="Times New Roman" w:cs="Times New Roman"/>
-        </w:rPr>
-        <w:t>sysstat</w:t>
-      </w:r>
-      <w:proofErr w:type="spellEnd"/>
-      <w:r>
-        <w:rPr>
-          <w:rFonts w:ascii="Times New Roman" w:hAnsi="Times New Roman" w:cs="Times New Roman"/>
-        </w:rPr>
-        <w:t xml:space="preserve">, </w:t>
-      </w:r>
-      <w:proofErr w:type="spellStart"/>
-      <w:r>
-        <w:rPr>
-          <w:rFonts w:ascii="Times New Roman" w:hAnsi="Times New Roman" w:cs="Times New Roman"/>
-        </w:rPr>
-        <w:t>systemctl</w:t>
-      </w:r>
-      <w:proofErr w:type="spellEnd"/>
-      <w:r>
-        <w:rPr>
-          <w:rFonts w:ascii="Times New Roman" w:hAnsi="Times New Roman" w:cs="Times New Roman"/>
-        </w:rPr>
-        <w:t xml:space="preserve"> </w:t>
-      </w:r>
-      <w:proofErr w:type="spellStart"/>
-      <w:r>
-        <w:rPr>
-          <w:rFonts w:ascii="Times New Roman" w:hAnsi="Times New Roman" w:cs="Times New Roman"/>
-        </w:rPr>
-        <w:t>status</w:t>
-      </w:r>
-      <w:proofErr w:type="spellEnd"/>
-      <w:r>
-        <w:rPr>
-          <w:rFonts w:ascii="Times New Roman" w:hAnsi="Times New Roman" w:cs="Times New Roman"/>
-        </w:rPr>
-        <w:t xml:space="preserve"> </w:t>
-      </w:r>
-      <w:proofErr w:type="spellStart"/>
-      <w:r>
-        <w:rPr>
-          <w:rFonts w:ascii="Times New Roman" w:hAnsi="Times New Roman" w:cs="Times New Roman"/>
-        </w:rPr>
-        <w:t>sysstat</w:t>
-      </w:r>
-      <w:proofErr w:type="spellEnd"/>
-      <w:r>
-        <w:rPr>
-          <w:rFonts w:ascii="Times New Roman" w:hAnsi="Times New Roman" w:cs="Times New Roman"/>
-        </w:rPr>
-        <w:t xml:space="preserve">, </w:t>
-      </w:r>
-      <w:proofErr w:type="spellStart"/>
-      <w:proofErr w:type="gramStart"/>
-      <w:r>
-        <w:rPr>
-          <w:rFonts w:ascii="Times New Roman" w:hAnsi="Times New Roman" w:cs="Times New Roman"/>
-        </w:rPr>
-        <w:t>проверка:sar</w:t>
-      </w:r>
-      <w:proofErr w:type="spellEnd"/>
-      <w:proofErr w:type="gramEnd"/>
-      <w:r>
-        <w:rPr>
-          <w:rFonts w:ascii="Times New Roman" w:hAnsi="Times New Roman" w:cs="Times New Roman"/>
-        </w:rPr>
-        <w:t xml:space="preserve"> -u 1 3 </w:t>
+          <w:lang w:val="en-US"/>
+        </w:rPr>
+        <w:t xml:space="preserve"> </w:t>
+      </w:r>
+      <w:r>
+        <w:rPr>
+          <w:rFonts w:ascii="Times New Roman" w:hAnsi="Times New Roman" w:cs="Times New Roman"/>
+          <w:lang w:val="en-US"/>
+        </w:rPr>
+        <w:t>tar</w:t>
+      </w:r>
+      <w:r>
+        <w:rPr>
+          <w:rFonts w:ascii="Times New Roman" w:hAnsi="Times New Roman" w:cs="Times New Roman"/>
+          <w:lang w:val="en-US"/>
+        </w:rPr>
+        <w:t xml:space="preserve"> </w:t>
+      </w:r>
+      <w:proofErr w:type="spellStart"/>
+      <w:r>
+        <w:rPr>
+          <w:rFonts w:ascii="Times New Roman" w:hAnsi="Times New Roman" w:cs="Times New Roman"/>
+          <w:lang w:val="en-US"/>
+        </w:rPr>
+        <w:t>cvpzf</w:t>
+      </w:r>
+      <w:proofErr w:type="spellEnd"/>
+      <w:r>
+        <w:rPr>
+          <w:rFonts w:ascii="Times New Roman" w:hAnsi="Times New Roman" w:cs="Times New Roman"/>
+          <w:lang w:val="en-US"/>
+        </w:rPr>
+        <w:t xml:space="preserve"> </w:t>
+      </w:r>
+      <w:r>
+        <w:rPr>
+          <w:rFonts w:ascii="Times New Roman" w:hAnsi="Times New Roman" w:cs="Times New Roman"/>
+          <w:lang w:val="en-US"/>
+        </w:rPr>
+        <w:t>backup</w:t>
+      </w:r>
+      <w:r>
+        <w:rPr>
+          <w:rFonts w:ascii="Times New Roman" w:hAnsi="Times New Roman" w:cs="Times New Roman"/>
+          <w:lang w:val="en-US"/>
+        </w:rPr>
+        <w:t>.</w:t>
+      </w:r>
+      <w:r>
+        <w:rPr>
+          <w:rFonts w:ascii="Times New Roman" w:hAnsi="Times New Roman" w:cs="Times New Roman"/>
+          <w:lang w:val="en-US"/>
+        </w:rPr>
+        <w:t>tgz</w:t>
+      </w:r>
+      <w:r>
+        <w:rPr>
+          <w:rFonts w:ascii="Times New Roman" w:hAnsi="Times New Roman" w:cs="Times New Roman"/>
+          <w:lang w:val="en-US"/>
+        </w:rPr>
+        <w:t xml:space="preserve"> --</w:t>
+      </w:r>
+      <w:r>
+        <w:rPr>
+          <w:rFonts w:ascii="Times New Roman" w:hAnsi="Times New Roman" w:cs="Times New Roman"/>
+          <w:lang w:val="en-US"/>
+        </w:rPr>
+        <w:t>exclude</w:t>
+      </w:r>
+      <w:r>
+        <w:rPr>
+          <w:rFonts w:ascii="Times New Roman" w:hAnsi="Times New Roman" w:cs="Times New Roman"/>
+          <w:lang w:val="en-US"/>
+        </w:rPr>
+        <w:t>=/</w:t>
+      </w:r>
+      <w:r>
+        <w:rPr>
+          <w:rFonts w:ascii="Times New Roman" w:hAnsi="Times New Roman" w:cs="Times New Roman"/>
+          <w:lang w:val="en-US"/>
+        </w:rPr>
+        <w:t>proc</w:t>
+      </w:r>
+      <w:r>
+        <w:rPr>
+          <w:rFonts w:ascii="Times New Roman" w:hAnsi="Times New Roman" w:cs="Times New Roman"/>
+          <w:lang w:val="en-US"/>
+        </w:rPr>
+        <w:t xml:space="preserve"> --</w:t>
+      </w:r>
+      <w:r>
+        <w:rPr>
+          <w:rFonts w:ascii="Times New Roman" w:hAnsi="Times New Roman" w:cs="Times New Roman"/>
+          <w:lang w:val="en-US"/>
+        </w:rPr>
+        <w:t>exclude</w:t>
+      </w:r>
+      <w:r>
+        <w:rPr>
+          <w:rFonts w:ascii="Times New Roman" w:hAnsi="Times New Roman" w:cs="Times New Roman"/>
+          <w:lang w:val="en-US"/>
+        </w:rPr>
+        <w:t>=/</w:t>
+      </w:r>
+      <w:proofErr w:type="spellStart"/>
+      <w:r>
+        <w:rPr>
+          <w:rFonts w:ascii="Times New Roman" w:hAnsi="Times New Roman" w:cs="Times New Roman"/>
+          <w:lang w:val="en-US"/>
+        </w:rPr>
+        <w:t>lost</w:t>
+      </w:r>
+      <w:r>
+        <w:rPr>
+          <w:rFonts w:ascii="Times New Roman" w:hAnsi="Times New Roman" w:cs="Times New Roman"/>
+          <w:lang w:val="en-US"/>
+        </w:rPr>
+        <w:t>+</w:t>
+      </w:r>
+      <w:r>
+        <w:rPr>
+          <w:rFonts w:ascii="Times New Roman" w:hAnsi="Times New Roman" w:cs="Times New Roman"/>
+          <w:lang w:val="en-US"/>
+        </w:rPr>
+        <w:t>found</w:t>
+      </w:r>
+      <w:proofErr w:type="spellEnd"/>
+      <w:r>
+        <w:rPr>
+          <w:rFonts w:ascii="Times New Roman" w:hAnsi="Times New Roman" w:cs="Times New Roman"/>
+          <w:lang w:val="en-US"/>
+        </w:rPr>
+        <w:t xml:space="preserve"> --</w:t>
+      </w:r>
+      <w:r>
+        <w:rPr>
+          <w:rFonts w:ascii="Times New Roman" w:hAnsi="Times New Roman" w:cs="Times New Roman"/>
+          <w:lang w:val="en-US"/>
+        </w:rPr>
+        <w:t>exclude</w:t>
+      </w:r>
+      <w:r>
+        <w:rPr>
+          <w:rFonts w:ascii="Times New Roman" w:hAnsi="Times New Roman" w:cs="Times New Roman"/>
+          <w:lang w:val="en-US"/>
+        </w:rPr>
+        <w:t>=/</w:t>
+      </w:r>
+      <w:r>
+        <w:rPr>
+          <w:rFonts w:ascii="Times New Roman" w:hAnsi="Times New Roman" w:cs="Times New Roman"/>
+          <w:lang w:val="en-US"/>
+        </w:rPr>
+        <w:t>backup</w:t>
+      </w:r>
+      <w:r>
+        <w:rPr>
+          <w:rFonts w:ascii="Times New Roman" w:hAnsi="Times New Roman" w:cs="Times New Roman"/>
+          <w:lang w:val="en-US"/>
+        </w:rPr>
+        <w:t>.</w:t>
+      </w:r>
+      <w:r>
+        <w:rPr>
+          <w:rFonts w:ascii="Times New Roman" w:hAnsi="Times New Roman" w:cs="Times New Roman"/>
+          <w:lang w:val="en-US"/>
+        </w:rPr>
+        <w:t>tgz</w:t>
+      </w:r>
+      <w:r>
+        <w:rPr>
+          <w:rFonts w:ascii="Times New Roman" w:hAnsi="Times New Roman" w:cs="Times New Roman"/>
+          <w:lang w:val="en-US"/>
+        </w:rPr>
+        <w:t xml:space="preserve"> --</w:t>
+      </w:r>
+      <w:r>
+        <w:rPr>
+          <w:rFonts w:ascii="Times New Roman" w:hAnsi="Times New Roman" w:cs="Times New Roman"/>
+          <w:lang w:val="en-US"/>
+        </w:rPr>
+        <w:t>exclude</w:t>
+      </w:r>
+      <w:r>
+        <w:rPr>
+          <w:rFonts w:ascii="Times New Roman" w:hAnsi="Times New Roman" w:cs="Times New Roman"/>
+          <w:lang w:val="en-US"/>
+        </w:rPr>
+        <w:t>=/</w:t>
+      </w:r>
+      <w:proofErr w:type="spellStart"/>
+      <w:r>
+        <w:rPr>
+          <w:rFonts w:ascii="Times New Roman" w:hAnsi="Times New Roman" w:cs="Times New Roman"/>
+          <w:lang w:val="en-US"/>
+        </w:rPr>
+        <w:t>mnt</w:t>
+      </w:r>
+      <w:proofErr w:type="spellEnd"/>
+      <w:r>
+        <w:rPr>
+          <w:rFonts w:ascii="Times New Roman" w:hAnsi="Times New Roman" w:cs="Times New Roman"/>
+          <w:lang w:val="en-US"/>
+        </w:rPr>
+        <w:t xml:space="preserve"> --</w:t>
+      </w:r>
+      <w:r>
+        <w:rPr>
+          <w:rFonts w:ascii="Times New Roman" w:hAnsi="Times New Roman" w:cs="Times New Roman"/>
+          <w:lang w:val="en-US"/>
+        </w:rPr>
+        <w:t>exclude</w:t>
+      </w:r>
+      <w:r>
+        <w:rPr>
+          <w:rFonts w:ascii="Times New Roman" w:hAnsi="Times New Roman" w:cs="Times New Roman"/>
+          <w:lang w:val="en-US"/>
+        </w:rPr>
+        <w:t>=/</w:t>
+      </w:r>
+      <w:r>
+        <w:rPr>
+          <w:rFonts w:ascii="Times New Roman" w:hAnsi="Times New Roman" w:cs="Times New Roman"/>
+          <w:lang w:val="en-US"/>
+        </w:rPr>
+        <w:t>sys</w:t>
+      </w:r>
+      <w:r>
+        <w:rPr>
+          <w:rFonts w:ascii="Times New Roman" w:hAnsi="Times New Roman" w:cs="Times New Roman"/>
+          <w:lang w:val="en-US"/>
+        </w:rPr>
+        <w:t xml:space="preserve"> --</w:t>
+      </w:r>
+      <w:r>
+        <w:rPr>
+          <w:rFonts w:ascii="Times New Roman" w:hAnsi="Times New Roman" w:cs="Times New Roman"/>
+          <w:lang w:val="en-US"/>
+        </w:rPr>
+        <w:t>exclude</w:t>
+      </w:r>
+      <w:r>
+        <w:rPr>
+          <w:rFonts w:ascii="Times New Roman" w:hAnsi="Times New Roman" w:cs="Times New Roman"/>
+          <w:lang w:val="en-US"/>
+        </w:rPr>
+        <w:t>=/</w:t>
+      </w:r>
+      <w:r>
+        <w:rPr>
+          <w:rFonts w:ascii="Times New Roman" w:hAnsi="Times New Roman" w:cs="Times New Roman"/>
+          <w:lang w:val="en-US"/>
+        </w:rPr>
+        <w:t>web</w:t>
+      </w:r>
+      <w:r>
+        <w:rPr>
+          <w:rFonts w:ascii="Times New Roman" w:hAnsi="Times New Roman" w:cs="Times New Roman"/>
+          <w:lang w:val="en-US"/>
+        </w:rPr>
+        <w:t xml:space="preserve"> /</w:t>
       </w:r>
     </w:p>
     <w:p>
@@ -2009,33 +2206,19 @@
         <w:rPr>
           <w:rFonts w:ascii="Times New Roman" w:hAnsi="Times New Roman" w:cs="Times New Roman"/>
         </w:rPr>
-        <w:t xml:space="preserve">приложения, разработанные для работы с низким разрешением, корректно </w:t>
-      </w:r>
-      <w:proofErr w:type="gramStart"/>
-      <w:r>
-        <w:rPr>
-          <w:rFonts w:ascii="Times New Roman" w:hAnsi="Times New Roman" w:cs="Times New Roman"/>
-        </w:rPr>
-        <w:t>отображаются</w:t>
-      </w:r>
-      <w:r>
-        <w:rPr>
-          <w:rFonts w:ascii="Times New Roman" w:hAnsi="Times New Roman" w:cs="Times New Roman"/>
-        </w:rPr>
-        <w:t xml:space="preserve"> </w:t>
-      </w:r>
-      <w:r>
-        <w:rPr>
-          <w:rFonts w:ascii="Times New Roman" w:hAnsi="Times New Roman" w:cs="Times New Roman"/>
-        </w:rPr>
-        <w:t xml:space="preserve"> -</w:t>
-      </w:r>
-      <w:proofErr w:type="gramEnd"/>
-      <w:r>
-        <w:rPr>
-          <w:rFonts w:ascii="Times New Roman" w:hAnsi="Times New Roman" w:cs="Times New Roman"/>
-        </w:rPr>
-        <w:t xml:space="preserve"> на рабочем столе убунту правой кнопкой тыкнуть, найти настройки дисплея, выбрать разрешение 1024 на 768 нажать дробное масштабирование масштаб 100%</w:t>
+        <w:t>приложения, разработанные для работы с низким разрешением, корректно отображаются</w:t>
+      </w:r>
+      <w:r>
+        <w:rPr>
+          <w:rFonts w:ascii="Times New Roman" w:hAnsi="Times New Roman" w:cs="Times New Roman"/>
+        </w:rPr>
+        <w:t xml:space="preserve"> </w:t>
+      </w:r>
+      <w:r>
+        <w:rPr>
+          <w:rFonts w:ascii="Times New Roman" w:hAnsi="Times New Roman" w:cs="Times New Roman"/>
+        </w:rPr>
+        <w:t>- на рабочем столе убунту правой кнопкой тыкнуть, найти настройки дисплея, выбрать разрешение 1024 на 768 нажать дробное масштабирование масштаб 100%</w:t>
       </w:r>
     </w:p>
     <w:p>
@@ -2126,7 +2309,6 @@
           <w:rFonts w:ascii="Times New Roman" w:hAnsi="Times New Roman" w:cs="Times New Roman"/>
         </w:rPr>
       </w:pPr>
-      <w:proofErr w:type="gramStart"/>
       <w:r>
         <w:rPr>
           <w:rFonts w:ascii="Times New Roman" w:hAnsi="Times New Roman" w:cs="Times New Roman"/>
@@ -2138,15 +2320,7 @@
           <w:rFonts w:ascii="Times New Roman" w:hAnsi="Times New Roman" w:cs="Times New Roman"/>
           <w:lang w:val="en-US"/>
         </w:rPr>
-        <w:t xml:space="preserve">  -</w:t>
-      </w:r>
-      <w:proofErr w:type="gramEnd"/>
-      <w:r>
-        <w:rPr>
-          <w:rFonts w:ascii="Times New Roman" w:hAnsi="Times New Roman" w:cs="Times New Roman"/>
-          <w:lang w:val="en-US"/>
-        </w:rPr>
-        <w:t xml:space="preserve"> </w:t>
+        <w:t xml:space="preserve"> - </w:t>
       </w:r>
       <w:proofErr w:type="spellStart"/>
       <w:r>
@@ -2280,7 +2454,6 @@
         <w:rPr>
           <w:rFonts w:ascii="Times New Roman" w:hAnsi="Times New Roman" w:cs="Times New Roman"/>
         </w:rPr>
-        <w:lastRenderedPageBreak/>
         <w:t xml:space="preserve">IDE для Python и JavaScript + </w:t>
       </w:r>
       <w:proofErr w:type="spellStart"/>
@@ -2318,6 +2491,7 @@
           <w:rFonts w:ascii="Times New Roman" w:hAnsi="Times New Roman" w:cs="Times New Roman"/>
           <w:lang w:val="en-US"/>
         </w:rPr>
+        <w:lastRenderedPageBreak/>
         <w:t xml:space="preserve">IDE </w:t>
       </w:r>
       <w:r>
@@ -3648,6 +3822,7 @@
   <w:style w:type="paragraph" w:default="1" w:styleId="a">
     <w:name w:val="Normal"/>
     <w:qFormat/>
+    <w:rsid w:val="00AE0CC6"/>
   </w:style>
   <w:style w:type="paragraph" w:styleId="1">
     <w:name w:val="heading 1"/>
